--- a/aura-documents/output/word/02-people-policies/07-it-devices-and-acceptable-use.docx
+++ b/aura-documents/output/word/02-people-policies/07-it-devices-and-acceptable-use.docx
@@ -30,7 +30,7 @@
           <w:color w:val="7A6753"/>
           <w:sz w:val="16"/>
         </w:rPr>
-        <w:t xml:space="preserve">Document No. AUR-POL-07 · Version 0.1 (Draft) · Owner: General Manager · Effective: </w:t>
+        <w:t xml:space="preserve">Document No. AUR-POL-07 · Version 0.2 (Draft) · Owner: General Manager · Effective: </w:t>
       </w:r>
       <w:r>
         <w:rPr>
@@ -114,7 +114,7 @@
           <w:color w:val="A6754C"/>
           <w:sz w:val="20"/>
         </w:rPr>
-        <w:t>[Booking system name]</w:t>
+        <w:t>[Booking system — to be chosen]</w:t>
       </w:r>
       <w:r>
         <w:rPr>
@@ -124,7 +124,7 @@
           <w:color w:val="4A3A2C"/>
           <w:sz w:val="20"/>
         </w:rPr>
-        <w:t>, the payment terminal, front-desk tablets, company email (</w:t>
+        <w:t>, the online booking page, the payment terminal (Apple Pay and card), front-desk tablets, company email (</w:t>
       </w:r>
       <w:r>
         <w:rPr>
@@ -322,7 +322,7 @@
                 <w:color w:val="4A3A2C"/>
                 <w:sz w:val="17"/>
               </w:rPr>
-              <w:t>Front-of-house</w:t>
+              <w:t>Healer</w:t>
             </w:r>
           </w:p>
         </w:tc>
@@ -343,7 +343,7 @@
                 <w:color w:val="4A3A2C"/>
                 <w:sz w:val="17"/>
               </w:rPr>
-              <w:t>Bookings, memberships, founding-member list, payments, contact details</w:t>
+              <w:t>Health questionnaires, consultation notes and personalised packages for guests they consult</w:t>
             </w:r>
           </w:p>
         </w:tc>
@@ -365,7 +365,7 @@
                 <w:color w:val="4A3A2C"/>
                 <w:sz w:val="17"/>
               </w:rPr>
-              <w:t>Clinical staff</w:t>
+              <w:t>Front-of-house</w:t>
             </w:r>
           </w:p>
         </w:tc>
@@ -385,7 +385,7 @@
                 <w:color w:val="4A3A2C"/>
                 <w:sz w:val="17"/>
               </w:rPr>
-              <w:t>Health questionnaires and IV records, under DHA record-keeping requirements</w:t>
+              <w:t>Bookings (online and WhatsApp), ad-campaign leads, memberships, founding-member list, payments, contact details</w:t>
             </w:r>
           </w:p>
         </w:tc>
@@ -408,7 +408,7 @@
                 <w:color w:val="4A3A2C"/>
                 <w:sz w:val="17"/>
               </w:rPr>
-              <w:t>Housekeeping</w:t>
+              <w:t>Cleaning support</w:t>
             </w:r>
           </w:p>
         </w:tc>
@@ -563,7 +563,7 @@
           <w:color w:val="4A3A2C"/>
           <w:sz w:val="20"/>
         </w:rPr>
-        <w:t>Card details are processed only through the payment terminal. Never write down or store card numbers.</w:t>
+        <w:t>Card details are processed only through the payment terminal. Never write down or store card numbers. Apple Pay is taken only on the terminal. Cash is recorded in the system at the time of sale and reconciled at the end-of-day close. Tabby, when added later, will be set up under the same rules.</w:t>
       </w:r>
     </w:p>
     <w:p>
@@ -879,7 +879,7 @@
           <w:color w:val="4A3A2C"/>
           <w:sz w:val="20"/>
         </w:rPr>
-        <w:t>Do not take tablets into wet areas (plunge, float, sauna) unless in an approved waterproof case.</w:t>
+        <w:t>Do not take tablets into wet areas (plunge, showers, sauna) unless in an approved waterproof case.</w:t>
       </w:r>
     </w:p>
     <w:p>
@@ -1171,7 +1171,7 @@
           <w:color w:val="4A3A2C"/>
           <w:sz w:val="20"/>
         </w:rPr>
-        <w:t>WhatsApp is how many Dubai guests prefer to communicate. It is used only through the official WhatsApp Business account on a company device.</w:t>
+        <w:t>WhatsApp is how many Dubai guests prefer to communicate, and guests can book through it as well as online. Many first messages come from paid ad campaigns. It is used only through the official WhatsApp Business account on a company device.</w:t>
       </w:r>
     </w:p>
     <w:p>
@@ -1239,27 +1239,7 @@
           <w:color w:val="4A3A2C"/>
           <w:sz w:val="20"/>
         </w:rPr>
-        <w:t xml:space="preserve"> during </w:t>
-      </w:r>
-      <w:r>
-        <w:rPr>
-          <w:rFonts w:ascii="Jost" w:hAnsi="Jost" w:cs="Jost" w:eastAsia="Jost"/>
-          <w:b w:val="0"/>
-          <w:i w:val="0"/>
-          <w:color w:val="A6754C"/>
-          <w:sz w:val="20"/>
-        </w:rPr>
-        <w:t>[Opening hours]</w:t>
-      </w:r>
-      <w:r>
-        <w:rPr>
-          <w:rFonts w:ascii="Jost" w:hAnsi="Jost" w:cs="Jost" w:eastAsia="Jost"/>
-          <w:b w:val="0"/>
-          <w:i w:val="0"/>
-          <w:color w:val="4A3A2C"/>
-          <w:sz w:val="20"/>
-        </w:rPr>
-        <w:t>.</w:t>
+        <w:t xml:space="preserve"> during opening hours (9:00am–9:00pm, 7 days). Ad-campaign leads are answered first.</w:t>
       </w:r>
     </w:p>
     <w:p>
